--- a/cpi-artifacts/EmailreceiverxlsxToXML/CPI-Mail-Reader_3/src/main/resources/scenarioflows/integrationflow/docs/integrationflow.docx
+++ b/cpi-artifacts/EmailreceiverxlsxToXML/CPI-Mail-Reader_3/src/main/resources/scenarioflows/integrationflow/docs/integrationflow.docx
@@ -20,7 +20,7 @@
             <w:r>
               <w:drawing>
                 <wp:inline xmlns:a="http://schemas.openxmlformats.org/drawingml/2006/main" xmlns:pic="http://schemas.openxmlformats.org/drawingml/2006/picture">
-                  <wp:extent cx="1463040" cy="1463040"/>
+                  <wp:extent cx="1371600" cy="1371600"/>
                   <wp:docPr id="1" name="Picture 1"/>
                   <wp:cNvGraphicFramePr>
                     <a:graphicFrameLocks noChangeAspect="1"/>
@@ -41,7 +41,7 @@
                         <pic:spPr>
                           <a:xfrm>
                             <a:off x="0" y="0"/>
-                            <a:ext cx="1463040" cy="1463040"/>
+                            <a:ext cx="1371600" cy="1371600"/>
                           </a:xfrm>
                           <a:prstGeom prst="rect"/>
                         </pic:spPr>
@@ -61,7 +61,7 @@
             <w:r>
               <w:drawing>
                 <wp:inline xmlns:a="http://schemas.openxmlformats.org/drawingml/2006/main" xmlns:pic="http://schemas.openxmlformats.org/drawingml/2006/picture">
-                  <wp:extent cx="1463040" cy="1463040"/>
+                  <wp:extent cx="1371600" cy="1371600"/>
                   <wp:docPr id="2" name="Picture 2"/>
                   <wp:cNvGraphicFramePr>
                     <a:graphicFrameLocks noChangeAspect="1"/>
@@ -82,7 +82,7 @@
                         <pic:spPr>
                           <a:xfrm>
                             <a:off x="0" y="0"/>
-                            <a:ext cx="1463040" cy="1463040"/>
+                            <a:ext cx="1371600" cy="1371600"/>
                           </a:xfrm>
                           <a:prstGeom prst="rect"/>
                         </pic:spPr>
@@ -97,17 +97,108 @@
       </w:tr>
     </w:tbl>
     <w:p>
+      <w:r>
+        <w:br/>
+        <w:br/>
+        <w:br/>
+      </w:r>
+    </w:p>
+    <w:p>
       <w:pPr>
         <w:jc w:val="center"/>
       </w:pPr>
       <w:r>
         <w:rPr>
           <w:b/>
-          <w:sz w:val="52"/>
+          <w:color w:val="1F4E79"/>
+          <w:sz w:val="56"/>
         </w:rPr>
         <w:t>integrationflow</w:t>
       </w:r>
     </w:p>
+    <w:p>
+      <w:r>
+        <w:br/>
+        <w:br/>
+      </w:r>
+    </w:p>
+    <w:tbl>
+      <w:tblPr>
+        <w:tblStyle w:val="TableGrid"/>
+        <w:tblW w:type="auto" w:w="0"/>
+        <w:tblLook w:firstColumn="1" w:firstRow="1" w:lastColumn="0" w:lastRow="0" w:noHBand="0" w:noVBand="1" w:val="04A0"/>
+      </w:tblPr>
+      <w:tblGrid>
+        <w:gridCol w:w="4320"/>
+        <w:gridCol w:w="4320"/>
+      </w:tblGrid>
+      <w:tr>
+        <w:tc>
+          <w:tcPr>
+            <w:tcW w:type="dxa" w:w="4320"/>
+          </w:tcPr>
+          <w:p>
+            <w:r>
+              <w:t>Author:</w:t>
+            </w:r>
+          </w:p>
+        </w:tc>
+        <w:tc>
+          <w:tcPr>
+            <w:tcW w:type="dxa" w:w="4320"/>
+          </w:tcPr>
+          <w:p>
+            <w:r>
+              <w:t>Nidhi Srivastava</w:t>
+            </w:r>
+          </w:p>
+        </w:tc>
+      </w:tr>
+      <w:tr>
+        <w:tc>
+          <w:tcPr>
+            <w:tcW w:type="dxa" w:w="4320"/>
+          </w:tcPr>
+          <w:p>
+            <w:r>
+              <w:t>Date:</w:t>
+            </w:r>
+          </w:p>
+        </w:tc>
+        <w:tc>
+          <w:tcPr>
+            <w:tcW w:type="dxa" w:w="4320"/>
+          </w:tcPr>
+          <w:p>
+            <w:r>
+              <w:t>2025-12-01</w:t>
+            </w:r>
+          </w:p>
+        </w:tc>
+      </w:tr>
+      <w:tr>
+        <w:tc>
+          <w:tcPr>
+            <w:tcW w:type="dxa" w:w="4320"/>
+          </w:tcPr>
+          <w:p>
+            <w:r>
+              <w:t>Version:</w:t>
+            </w:r>
+          </w:p>
+        </w:tc>
+        <w:tc>
+          <w:tcPr>
+            <w:tcW w:type="dxa" w:w="4320"/>
+          </w:tcPr>
+          <w:p>
+            <w:r>
+              <w:t>Draft</w:t>
+            </w:r>
+          </w:p>
+        </w:tc>
+      </w:tr>
+    </w:tbl>
     <w:p>
       <w:r>
         <w:br w:type="page"/>
@@ -115,7 +206,99 @@
     </w:p>
     <w:p>
       <w:r>
-        <w:t>&lt;div style='float:left;'&gt;&lt;img src='tools/logos/sap.png' width='150'/&gt;&lt;/div&gt;&lt;div style='float:right;'&gt;&lt;img src='tools/logos/motiveminds.png' width='150'/&gt;&lt;/div&gt;&lt;div style='clear:both;'&gt;&lt;/div&gt;&lt;div style='height:60px;'&gt;&lt;/div&gt;&lt;h1 style='text-align:center; color:#1f4e79; font-size:36px;'&gt;integrationflow&lt;/h1&gt;&lt;h2 style='text-align:center; color:#1f4e79;'&gt;SAP CPI Technical Specification Document&lt;/h2&gt;&lt;div style='height:40px;'&gt;&lt;/div&gt;&lt;table border='1' style='width:400px; margin:0 auto; border-collapse:collapse;'&gt;&lt;tr&gt;&lt;td&gt;&lt;b&gt;Author:&lt;/b&gt;&lt;/td&gt;&lt;td&gt;Sindhu&lt;/td&gt;&lt;/tr&gt;&lt;tr&gt;&lt;td&gt;&lt;b&gt;Date:&lt;/b&gt;&lt;/td&gt;&lt;td&gt;2025-12-12&lt;/td&gt;&lt;/tr&gt;&lt;tr&gt;&lt;td&gt;&lt;b&gt;Version:&lt;/b&gt;&lt;/td&gt;&lt;td&gt;80dc02a&lt;/td&gt;&lt;/tr&gt;&lt;/table&gt;&lt;div style='page-break-after: always;'&gt;&lt;/div&gt;{'model': 'deepseek-r1', 'created_at': '2025-12-12T05:08:45.89902769Z', 'response': '', 'done': True, 'done_reason': 'load'}</w:t>
+        <w:rPr>
+          <w:b/>
+          <w:sz w:val="28"/>
+        </w:rPr>
+        <w:t>Table of Contents</w:t>
+      </w:r>
+    </w:p>
+    <w:p>
+      <w:r>
+        <w:t>1. Introduction</w:t>
+      </w:r>
+    </w:p>
+    <w:p/>
+    <w:p>
+      <w:r>
+        <w:t xml:space="preserve">   1.1 Purpose</w:t>
+      </w:r>
+    </w:p>
+    <w:p/>
+    <w:p>
+      <w:r>
+        <w:t xml:space="preserve">   1.2 Scope</w:t>
+      </w:r>
+    </w:p>
+    <w:p/>
+    <w:p>
+      <w:r>
+        <w:t>2. Integration Overview</w:t>
+      </w:r>
+    </w:p>
+    <w:p/>
+    <w:p>
+      <w:r>
+        <w:t xml:space="preserve">   2.1 Integration Architecture</w:t>
+      </w:r>
+    </w:p>
+    <w:p/>
+    <w:p>
+      <w:r>
+        <w:t xml:space="preserve">   2.2 Integration Components</w:t>
+      </w:r>
+    </w:p>
+    <w:p/>
+    <w:p>
+      <w:r>
+        <w:t>3. Integration Scenarios</w:t>
+      </w:r>
+    </w:p>
+    <w:p/>
+    <w:p>
+      <w:r>
+        <w:t xml:space="preserve">   3.1 Scenario Description</w:t>
+      </w:r>
+    </w:p>
+    <w:p/>
+    <w:p>
+      <w:r>
+        <w:t xml:space="preserve">   3.2 Data Flows</w:t>
+      </w:r>
+    </w:p>
+    <w:p/>
+    <w:p>
+      <w:r>
+        <w:t xml:space="preserve">   3.3 Security Requirements</w:t>
+      </w:r>
+    </w:p>
+    <w:p/>
+    <w:p>
+      <w:r>
+        <w:t>4. Error Handling and Logging</w:t>
+      </w:r>
+    </w:p>
+    <w:p/>
+    <w:p>
+      <w:r>
+        <w:t>5. Testing Validation</w:t>
+      </w:r>
+    </w:p>
+    <w:p/>
+    <w:p>
+      <w:r>
+        <w:t>6. Reference Documents</w:t>
+      </w:r>
+    </w:p>
+    <w:p/>
+    <w:p>
+      <w:r>
+        <w:br w:type="page"/>
+      </w:r>
+    </w:p>
+    <w:p>
+      <w:r>
+        <w:t>{'model': 'deepseek-r1', 'created_at': '2025-12-12T05:45:04.513671954Z', 'response': '', 'done': True, 'done_reason': 'load'}</w:t>
       </w:r>
     </w:p>
     <w:sectPr>
